--- a/chapters/quarto.docx
+++ b/chapters/quarto.docx
@@ -15,7 +15,7 @@
         <w:pStyle w:val="Date"/>
       </w:pPr>
       <w:r>
-        <w:t xml:space="preserve">Last modified: 2026-10-10 01:40:28 (PDT)</w:t>
+        <w:t xml:space="preserve">Last modified: 2026-10-11 02:07:28 (PDT)</w:t>
       </w:r>
     </w:p>
     <w:p>

--- a/chapters/quarto.docx
+++ b/chapters/quarto.docx
@@ -15,7 +15,7 @@
         <w:pStyle w:val="Date"/>
       </w:pPr>
       <w:r>
-        <w:t xml:space="preserve">Last modified: 2026-10-11 02:07:28 (PDT)</w:t>
+        <w:t xml:space="preserve">Last modified: 2026-10-11 19:47:18 (PDT)</w:t>
       </w:r>
     </w:p>
     <w:p>

--- a/chapters/quarto.docx
+++ b/chapters/quarto.docx
@@ -15,7 +15,7 @@
         <w:pStyle w:val="Date"/>
       </w:pPr>
       <w:r>
-        <w:t xml:space="preserve">Last modified: 2026-10-11 19:47:18 (PDT)</w:t>
+        <w:t xml:space="preserve">Last modified: 2026-10-11 20:59:42 (PDT)</w:t>
       </w:r>
     </w:p>
     <w:p>

--- a/chapters/quarto.docx
+++ b/chapters/quarto.docx
@@ -15,7 +15,7 @@
         <w:pStyle w:val="Date"/>
       </w:pPr>
       <w:r>
-        <w:t xml:space="preserve">Last modified: 2026-10-11 20:59:42 (PDT)</w:t>
+        <w:t xml:space="preserve">Last modified: 2026-10-11 21:04:29 (PDT)</w:t>
       </w:r>
     </w:p>
     <w:p>

--- a/chapters/quarto.docx
+++ b/chapters/quarto.docx
@@ -15,7 +15,7 @@
         <w:pStyle w:val="Date"/>
       </w:pPr>
       <w:r>
-        <w:t xml:space="preserve">Last modified: 2026-10-11 21:04:29 (PDT)</w:t>
+        <w:t xml:space="preserve">Last modified: 2026-10-12 00:36:52 (PDT)</w:t>
       </w:r>
     </w:p>
     <w:p>

--- a/chapters/quarto.docx
+++ b/chapters/quarto.docx
@@ -15,7 +15,7 @@
         <w:pStyle w:val="Date"/>
       </w:pPr>
       <w:r>
-        <w:t xml:space="preserve">Last modified: 2026-10-12 00:36:52 (PDT)</w:t>
+        <w:t xml:space="preserve">Last modified: 2026-10-12 01:04:11 (PDT)</w:t>
       </w:r>
     </w:p>
     <w:p>
@@ -25,7 +25,7 @@
       <w:bookmarkStart w:id="9" w:name="sec-quarto"/>
       <w:bookmarkEnd w:id="9"/>
     </w:p>
-    <w:bookmarkStart w:id="17" w:name="introduction"/>
+    <w:bookmarkStart w:id="17" w:name="sec-quarto-introduction"/>
     <w:p>
       <w:pPr>
         <w:pStyle w:val="Heading2"/>
@@ -729,7 +729,7 @@
     </w:p>
     <w:bookmarkEnd w:id="16"/>
     <w:bookmarkEnd w:id="17"/>
-    <w:bookmarkStart w:id="25" w:name="quarto-basics"/>
+    <w:bookmarkStart w:id="25" w:name="sec-quarto-basics"/>
     <w:p>
       <w:pPr>
         <w:pStyle w:val="Heading2"/>
@@ -2777,7 +2777,7 @@
     </w:p>
     <w:bookmarkEnd w:id="24"/>
     <w:bookmarkEnd w:id="25"/>
-    <w:bookmarkStart w:id="39" w:name="building-quarto-books"/>
+    <w:bookmarkStart w:id="39" w:name="sec-building-quarto-books"/>
     <w:p>
       <w:pPr>
         <w:pStyle w:val="Heading2"/>
@@ -4504,7 +4504,7 @@
       </w:r>
     </w:p>
     <w:bookmarkEnd w:id="47"/>
-    <w:bookmarkStart w:id="56" w:name="quarto-profiles"/>
+    <w:bookmarkStart w:id="56" w:name="sec-quarto-profiles"/>
     <w:p>
       <w:pPr>
         <w:pStyle w:val="Heading2"/>
@@ -5295,7 +5295,7 @@
     </w:p>
     <w:bookmarkEnd w:id="55"/>
     <w:bookmarkEnd w:id="56"/>
-    <w:bookmarkStart w:id="63" w:name="advanced-features"/>
+    <w:bookmarkStart w:id="63" w:name="sec-advanced-features"/>
     <w:p>
       <w:pPr>
         <w:pStyle w:val="Heading2"/>
@@ -6839,7 +6839,7 @@
     </w:p>
     <w:bookmarkEnd w:id="62"/>
     <w:bookmarkEnd w:id="63"/>
-    <w:bookmarkStart w:id="81" w:name="mermaid-diagrams"/>
+    <w:bookmarkStart w:id="81" w:name="sec-mermaid-diagrams"/>
     <w:p>
       <w:pPr>
         <w:pStyle w:val="Heading2"/>
@@ -7906,7 +7906,7 @@
     </w:p>
     <w:bookmarkEnd w:id="80"/>
     <w:bookmarkEnd w:id="81"/>
-    <w:bookmarkStart w:id="88" w:name="troubleshooting"/>
+    <w:bookmarkStart w:id="88" w:name="sec-troubleshooting"/>
     <w:p>
       <w:pPr>
         <w:pStyle w:val="Heading2"/>
@@ -8983,7 +8983,7 @@
     </w:p>
     <w:bookmarkEnd w:id="87"/>
     <w:bookmarkEnd w:id="88"/>
-    <w:bookmarkStart w:id="108" w:name="additional-resources"/>
+    <w:bookmarkStart w:id="108" w:name="sec-quarto-additional-resources"/>
     <w:p>
       <w:pPr>
         <w:pStyle w:val="Heading2"/>

--- a/chapters/quarto.docx
+++ b/chapters/quarto.docx
@@ -15,7 +15,7 @@
         <w:pStyle w:val="Date"/>
       </w:pPr>
       <w:r>
-        <w:t xml:space="preserve">Last modified: 2026-10-12 01:04:11 (PDT)</w:t>
+        <w:t xml:space="preserve">Last modified: 2026-10-12 01:16:52 (PDT)</w:t>
       </w:r>
     </w:p>
     <w:p>

--- a/chapters/quarto.docx
+++ b/chapters/quarto.docx
@@ -15,7 +15,7 @@
         <w:pStyle w:val="Date"/>
       </w:pPr>
       <w:r>
-        <w:t xml:space="preserve">Last modified: 2026-10-12 01:16:52 (PDT)</w:t>
+        <w:t xml:space="preserve">Last modified: 2026-10-12 02:13:32 (PDT)</w:t>
       </w:r>
     </w:p>
     <w:p>

--- a/chapters/quarto.docx
+++ b/chapters/quarto.docx
@@ -15,7 +15,7 @@
         <w:pStyle w:val="Date"/>
       </w:pPr>
       <w:r>
-        <w:t xml:space="preserve">Last modified: 2026-10-12 02:13:32 (PDT)</w:t>
+        <w:t xml:space="preserve">Last modified: 2026-10-12 02:20:54 (PDT)</w:t>
       </w:r>
     </w:p>
     <w:p>

--- a/chapters/quarto.docx
+++ b/chapters/quarto.docx
@@ -15,7 +15,7 @@
         <w:pStyle w:val="Date"/>
       </w:pPr>
       <w:r>
-        <w:t xml:space="preserve">Last modified: 2026-10-12 02:20:54 (PDT)</w:t>
+        <w:t xml:space="preserve">Last modified: 2026-10-12 14:37:38 (PDT)</w:t>
       </w:r>
     </w:p>
     <w:p>

--- a/chapters/quarto.docx
+++ b/chapters/quarto.docx
@@ -15,7 +15,7 @@
         <w:pStyle w:val="Date"/>
       </w:pPr>
       <w:r>
-        <w:t xml:space="preserve">Last modified: 2026-10-12 14:37:38 (PDT)</w:t>
+        <w:t xml:space="preserve">Last modified: 2026-10-12 20:18:39 (PDT)</w:t>
       </w:r>
     </w:p>
     <w:p>

--- a/chapters/quarto.docx
+++ b/chapters/quarto.docx
@@ -15,7 +15,7 @@
         <w:pStyle w:val="Date"/>
       </w:pPr>
       <w:r>
-        <w:t xml:space="preserve">Last modified: 2026-10-12 20:18:39 (PDT)</w:t>
+        <w:t xml:space="preserve">Last modified: 2026-10-12 21:28:22 (PDT)</w:t>
       </w:r>
     </w:p>
     <w:p>

--- a/chapters/quarto.docx
+++ b/chapters/quarto.docx
@@ -15,7 +15,7 @@
         <w:pStyle w:val="Date"/>
       </w:pPr>
       <w:r>
-        <w:t xml:space="preserve">Last modified: 2026-10-12 21:28:22 (PDT)</w:t>
+        <w:t xml:space="preserve">Last modified: 2026-10-14 01:49:27 (PDT)</w:t>
       </w:r>
     </w:p>
     <w:p>

--- a/chapters/quarto.docx
+++ b/chapters/quarto.docx
@@ -15,7 +15,7 @@
         <w:pStyle w:val="Date"/>
       </w:pPr>
       <w:r>
-        <w:t xml:space="preserve">Last modified: 2026-10-14 01:49:27 (PDT)</w:t>
+        <w:t xml:space="preserve">Last modified: 2026-10-14 02:01:49 (PDT)</w:t>
       </w:r>
     </w:p>
     <w:p>

--- a/chapters/quarto.docx
+++ b/chapters/quarto.docx
@@ -15,7 +15,7 @@
         <w:pStyle w:val="Date"/>
       </w:pPr>
       <w:r>
-        <w:t xml:space="preserve">Last modified: 2026-10-14 02:01:49 (PDT)</w:t>
+        <w:t xml:space="preserve">Last modified: 2026-10-14 03:08:22 (PDT)</w:t>
       </w:r>
     </w:p>
     <w:p>

--- a/chapters/quarto.docx
+++ b/chapters/quarto.docx
@@ -15,7 +15,7 @@
         <w:pStyle w:val="Date"/>
       </w:pPr>
       <w:r>
-        <w:t xml:space="preserve">Last modified: 2026-10-14 03:08:22 (PDT)</w:t>
+        <w:t xml:space="preserve">Last modified: 2026-10-14 03:38:56 (PDT)</w:t>
       </w:r>
     </w:p>
     <w:p>
@@ -7682,7 +7682,7 @@
         <w:t xml:space="preserve"> </w:t>
       </w:r>
       <w:r>
-        <w:t xml:space="preserve">our team removed mermaid diagrams from package vignettes specifically because they were incompatible with DOCX output.</w:t>
+        <w:t xml:space="preserve">the maintainers removed mermaid diagrams from package vignettes specifically because they were incompatible with DOCX output.</w:t>
       </w:r>
       <w:r>
         <w:t xml:space="preserve"> </w:t>

--- a/chapters/quarto.docx
+++ b/chapters/quarto.docx
@@ -15,7 +15,7 @@
         <w:pStyle w:val="Date"/>
       </w:pPr>
       <w:r>
-        <w:t xml:space="preserve">Last modified: 2026-10-14 03:38:56 (PDT)</w:t>
+        <w:t xml:space="preserve">Last modified: 2026-10-14 04:06:05 (PDT)</w:t>
       </w:r>
     </w:p>
     <w:p>

--- a/chapters/quarto.docx
+++ b/chapters/quarto.docx
@@ -15,7 +15,7 @@
         <w:pStyle w:val="Date"/>
       </w:pPr>
       <w:r>
-        <w:t xml:space="preserve">Last modified: 2026-10-14 04:06:05 (PDT)</w:t>
+        <w:t xml:space="preserve">Last modified: 2026-10-14 04:15:39 (PDT)</w:t>
       </w:r>
     </w:p>
     <w:p>
@@ -4416,7 +4416,7 @@
         <w:t xml:space="preserve"> </w:t>
       </w:r>
       <w:r>
-        <w:t xml:space="preserve">(including GitHub Pages, like the rest of our Quarto output)</w:t>
+        <w:t xml:space="preserve">(including GitHub Pages, like other Quarto output)</w:t>
       </w:r>
       <w:r>
         <w:t xml:space="preserve"> </w:t>
@@ -4463,7 +4463,7 @@
         <w:t xml:space="preserve"> </w:t>
       </w:r>
       <w:r>
-        <w:t xml:space="preserve">For most lab reporting,</w:t>
+        <w:t xml:space="preserve">For most research reporting,</w:t>
       </w:r>
       <w:r>
         <w:t xml:space="preserve"> </w:t>

--- a/chapters/quarto.docx
+++ b/chapters/quarto.docx
@@ -15,7 +15,7 @@
         <w:pStyle w:val="Date"/>
       </w:pPr>
       <w:r>
-        <w:t xml:space="preserve">Last modified: 2026-10-14 04:15:39 (PDT)</w:t>
+        <w:t xml:space="preserve">Last modified: 2026-10-14 12:29:23 (PDT)</w:t>
       </w:r>
     </w:p>
     <w:p>

--- a/chapters/quarto.docx
+++ b/chapters/quarto.docx
@@ -15,7 +15,7 @@
         <w:pStyle w:val="Date"/>
       </w:pPr>
       <w:r>
-        <w:t xml:space="preserve">Last modified: 2026-10-14 12:29:23 (PDT)</w:t>
+        <w:t xml:space="preserve">Last modified: 2026-10-14 12:39:25 (PDT)</w:t>
       </w:r>
     </w:p>
     <w:p>

--- a/chapters/quarto.docx
+++ b/chapters/quarto.docx
@@ -15,7 +15,7 @@
         <w:pStyle w:val="Date"/>
       </w:pPr>
       <w:r>
-        <w:t xml:space="preserve">Last modified: 2026-10-14 12:39:25 (PDT)</w:t>
+        <w:t xml:space="preserve">Last modified: 2026-10-15 15:15:23 (PDT)</w:t>
       </w:r>
     </w:p>
     <w:p>
@@ -526,55 +526,40 @@
         <w:pStyle w:val="FirstParagraph"/>
       </w:pPr>
       <w:r>
-        <w:t xml:space="preserve">If you’re an R Markdown user,</w:t>
-      </w:r>
-      <w:r>
-        <w:t xml:space="preserve"> </w:t>
-      </w:r>
-      <w:r>
-        <w:t xml:space="preserve">you might be thinking</w:t>
-      </w:r>
-      <w:r>
-        <w:t xml:space="preserve"> </w:t>
-      </w:r>
-      <w:r>
-        <w:t xml:space="preserve">“Quarto sounds a lot like R Markdown.”</w:t>
-      </w:r>
-      <w:r>
-        <w:t xml:space="preserve"> </w:t>
-      </w:r>
-      <w:r>
-        <w:t xml:space="preserve">You’re not wrong!</w:t>
-      </w:r>
-      <w:r>
-        <w:t xml:space="preserve"> </w:t>
-      </w:r>
-      <w:r>
-        <w:t xml:space="preserve">Quarto unifies the functionality of many packages from the R Markdown ecosystem</w:t>
-      </w:r>
-      <w:r>
-        <w:t xml:space="preserve"> </w:t>
-      </w:r>
-      <w:r>
-        <w:t xml:space="preserve">(rmarkdown, bookdown, distill, xaringan, etc.)</w:t>
-      </w:r>
-      <w:r>
-        <w:t xml:space="preserve"> </w:t>
-      </w:r>
-      <w:r>
-        <w:t xml:space="preserve">into a single consistent system as well as extends it with native support for multiple programming languages like Python and Julia in addition to R.</w:t>
-      </w:r>
-      <w:r>
-        <w:t xml:space="preserve"> </w:t>
-      </w:r>
-      <w:r>
-        <w:t xml:space="preserve">In a way,</w:t>
-      </w:r>
-      <w:r>
-        <w:t xml:space="preserve"> </w:t>
-      </w:r>
-      <w:r>
-        <w:t xml:space="preserve">Quarto reflects everything that was learned from expanding and supporting the R Markdown ecosystem over a decade.</w:t>
+        <w:t xml:space="preserve">Quarto is the successor to R Markdown,</w:t>
+      </w:r>
+      <w:r>
+        <w:t xml:space="preserve"> </w:t>
+      </w:r>
+      <w:r>
+        <w:t xml:space="preserve">the tool many R users know for combining prose and code.</w:t>
+      </w:r>
+      <w:r>
+        <w:t xml:space="preserve"> </w:t>
+      </w:r>
+      <w:r>
+        <w:t xml:space="preserve">Besides R, Quarto runs Python and Julia code,</w:t>
+      </w:r>
+      <w:r>
+        <w:t xml:space="preserve"> </w:t>
+      </w:r>
+      <w:r>
+        <w:t xml:space="preserve">and it replaces the separate add-on packages</w:t>
+      </w:r>
+      <w:r>
+        <w:t xml:space="preserve"> </w:t>
+      </w:r>
+      <w:r>
+        <w:t xml:space="preserve">that R Markdown needed for books, websites, and slides</w:t>
+      </w:r>
+      <w:r>
+        <w:t xml:space="preserve"> </w:t>
+      </w:r>
+      <w:r>
+        <w:t xml:space="preserve">(Wickham et al. 2023, ch. 28)</w:t>
+      </w:r>
+      <w:r>
+        <w:t xml:space="preserve">.</w:t>
       </w:r>
     </w:p>
     <w:bookmarkEnd w:id="12"/>

--- a/chapters/quarto.docx
+++ b/chapters/quarto.docx
@@ -15,7 +15,7 @@
         <w:pStyle w:val="Date"/>
       </w:pPr>
       <w:r>
-        <w:t xml:space="preserve">Last modified: 2026-10-15 15:15:23 (PDT)</w:t>
+        <w:t xml:space="preserve">Last modified: 2026-10-15 15:35:31 (PDT)</w:t>
       </w:r>
     </w:p>
     <w:p>
@@ -526,25 +526,19 @@
         <w:pStyle w:val="FirstParagraph"/>
       </w:pPr>
       <w:r>
-        <w:t xml:space="preserve">Quarto is the successor to R Markdown,</w:t>
-      </w:r>
-      <w:r>
-        <w:t xml:space="preserve"> </w:t>
-      </w:r>
-      <w:r>
-        <w:t xml:space="preserve">the tool many R users know for combining prose and code.</w:t>
-      </w:r>
-      <w:r>
-        <w:t xml:space="preserve"> </w:t>
-      </w:r>
-      <w:r>
-        <w:t xml:space="preserve">Besides R, Quarto runs Python and Julia code,</w:t>
-      </w:r>
-      <w:r>
-        <w:t xml:space="preserve"> </w:t>
-      </w:r>
-      <w:r>
-        <w:t xml:space="preserve">and it replaces the separate add-on packages</w:t>
+        <w:t xml:space="preserve">Quarto is the successor to R Markdown.</w:t>
+      </w:r>
+      <w:r>
+        <w:t xml:space="preserve"> </w:t>
+      </w:r>
+      <w:r>
+        <w:t xml:space="preserve">Quarto runs Python and Julia as well as R,</w:t>
+      </w:r>
+      <w:r>
+        <w:t xml:space="preserve"> </w:t>
+      </w:r>
+      <w:r>
+        <w:t xml:space="preserve">and it replaces the add-on packages</w:t>
       </w:r>
       <w:r>
         <w:t xml:space="preserve"> </w:t>

--- a/chapters/quarto.docx
+++ b/chapters/quarto.docx
@@ -15,7 +15,7 @@
         <w:pStyle w:val="Date"/>
       </w:pPr>
       <w:r>
-        <w:t xml:space="preserve">Last modified: 2026-10-15 15:35:31 (PDT)</w:t>
+        <w:t xml:space="preserve">Last modified: 2026-10-15 20:34:27 (PDT)</w:t>
       </w:r>
     </w:p>
     <w:p>

--- a/chapters/quarto.docx
+++ b/chapters/quarto.docx
@@ -15,7 +15,7 @@
         <w:pStyle w:val="Date"/>
       </w:pPr>
       <w:r>
-        <w:t xml:space="preserve">Last modified: 2026-10-15 20:34:27 (PDT)</w:t>
+        <w:t xml:space="preserve">Last modified: 2026-10-15 21:20:53 (PDT)</w:t>
       </w:r>
     </w:p>
     <w:p>

--- a/chapters/quarto.docx
+++ b/chapters/quarto.docx
@@ -15,7 +15,7 @@
         <w:pStyle w:val="Date"/>
       </w:pPr>
       <w:r>
-        <w:t xml:space="preserve">Last modified: 2026-10-15 21:20:53 (PDT)</w:t>
+        <w:t xml:space="preserve">Last modified: 2026-10-17 02:34:41 (PDT)</w:t>
       </w:r>
     </w:p>
     <w:p>

--- a/chapters/quarto.docx
+++ b/chapters/quarto.docx
@@ -15,7 +15,7 @@
         <w:pStyle w:val="Date"/>
       </w:pPr>
       <w:r>
-        <w:t xml:space="preserve">Last modified: 2026-10-17 02:34:41 (PDT)</w:t>
+        <w:t xml:space="preserve">Last modified: 2026-10-19 09:42:04 (PDT)</w:t>
       </w:r>
     </w:p>
     <w:p>

--- a/chapters/quarto.docx
+++ b/chapters/quarto.docx
@@ -15,7 +15,7 @@
         <w:pStyle w:val="Date"/>
       </w:pPr>
       <w:r>
-        <w:t xml:space="preserve">Last modified: 2026-10-19 09:42:04 (PDT)</w:t>
+        <w:t xml:space="preserve">Last modified: 2026-10-21 10:38:25 (PDT)</w:t>
       </w:r>
     </w:p>
     <w:p>

--- a/chapters/quarto.docx
+++ b/chapters/quarto.docx
@@ -15,7 +15,7 @@
         <w:pStyle w:val="Date"/>
       </w:pPr>
       <w:r>
-        <w:t xml:space="preserve">Last modified: 2026-10-21 10:38:25 (PDT)</w:t>
+        <w:t xml:space="preserve">Last modified: 2026-10-25 19:23:43 (PDT)</w:t>
       </w:r>
     </w:p>
     <w:p>

--- a/chapters/quarto.docx
+++ b/chapters/quarto.docx
@@ -15,7 +15,7 @@
         <w:pStyle w:val="Date"/>
       </w:pPr>
       <w:r>
-        <w:t xml:space="preserve">Last modified: 2026-10-25 19:23:43 (PDT)</w:t>
+        <w:t xml:space="preserve">Last modified: 2026-10-25 19:34:45 (PDT)</w:t>
       </w:r>
     </w:p>
     <w:p>

--- a/chapters/quarto.docx
+++ b/chapters/quarto.docx
@@ -15,7 +15,7 @@
         <w:pStyle w:val="Date"/>
       </w:pPr>
       <w:r>
-        <w:t xml:space="preserve">Last modified: 2026-10-25 19:34:45 (PDT)</w:t>
+        <w:t xml:space="preserve">Last modified: 2026-10-25 19:40:13 (PDT)</w:t>
       </w:r>
     </w:p>
     <w:p>

--- a/chapters/quarto.docx
+++ b/chapters/quarto.docx
@@ -15,7 +15,7 @@
         <w:pStyle w:val="Date"/>
       </w:pPr>
       <w:r>
-        <w:t xml:space="preserve">Last modified: 2026-10-25 19:40:13 (PDT)</w:t>
+        <w:t xml:space="preserve">Last modified: 2026-10-26 13:05:01 (PDT)</w:t>
       </w:r>
     </w:p>
     <w:p>

--- a/chapters/quarto.docx
+++ b/chapters/quarto.docx
@@ -15,7 +15,7 @@
         <w:pStyle w:val="Date"/>
       </w:pPr>
       <w:r>
-        <w:t xml:space="preserve">Last modified: 2026-10-26 13:05:01 (PDT)</w:t>
+        <w:t xml:space="preserve">Last modified: 2026-10-26 13:09:35 (PDT)</w:t>
       </w:r>
     </w:p>
     <w:p>

--- a/chapters/quarto.docx
+++ b/chapters/quarto.docx
@@ -15,7 +15,7 @@
         <w:pStyle w:val="Date"/>
       </w:pPr>
       <w:r>
-        <w:t xml:space="preserve">Last modified: 2026-10-26 13:09:35 (PDT)</w:t>
+        <w:t xml:space="preserve">Last modified: 2026-10-26 13:51:46 (PDT)</w:t>
       </w:r>
     </w:p>
     <w:p>

--- a/chapters/quarto.docx
+++ b/chapters/quarto.docx
@@ -15,7 +15,7 @@
         <w:pStyle w:val="Date"/>
       </w:pPr>
       <w:r>
-        <w:t xml:space="preserve">Last modified: 2026-10-26 13:51:46 (PDT)</w:t>
+        <w:t xml:space="preserve">Last modified: 2026-10-26 23:11:06 (PDT)</w:t>
       </w:r>
     </w:p>
     <w:p>

--- a/chapters/quarto.docx
+++ b/chapters/quarto.docx
@@ -15,7 +15,7 @@
         <w:pStyle w:val="Date"/>
       </w:pPr>
       <w:r>
-        <w:t xml:space="preserve">Last modified: 2026-10-26 23:11:06 (PDT)</w:t>
+        <w:t xml:space="preserve">Last modified: 2026-10-27 16:10:40 (PDT)</w:t>
       </w:r>
     </w:p>
     <w:p>

--- a/chapters/quarto.docx
+++ b/chapters/quarto.docx
@@ -15,7 +15,7 @@
         <w:pStyle w:val="Date"/>
       </w:pPr>
       <w:r>
-        <w:t xml:space="preserve">Last modified: 2026-10-27 16:10:40 (PDT)</w:t>
+        <w:t xml:space="preserve">Last modified: 2026-10-27 16:56:59 (PDT)</w:t>
       </w:r>
     </w:p>
     <w:p>

--- a/chapters/quarto.docx
+++ b/chapters/quarto.docx
@@ -15,7 +15,7 @@
         <w:pStyle w:val="Date"/>
       </w:pPr>
       <w:r>
-        <w:t xml:space="preserve">Last modified: 2026-10-27 16:56:59 (PDT)</w:t>
+        <w:t xml:space="preserve">Last modified: 2026-10-28 16:01:38 (PDT)</w:t>
       </w:r>
     </w:p>
     <w:p>

--- a/chapters/quarto.docx
+++ b/chapters/quarto.docx
@@ -15,7 +15,7 @@
         <w:pStyle w:val="Date"/>
       </w:pPr>
       <w:r>
-        <w:t xml:space="preserve">Last modified: 2026-10-28 16:01:38 (PDT)</w:t>
+        <w:t xml:space="preserve">Last modified: 2026-10-29 09:14:27 (PDT)</w:t>
       </w:r>
     </w:p>
     <w:p>
